--- a/tillsyn/A 23337-2020 tillsynsbegäran.docx
+++ b/tillsyn/A 23337-2020 tillsynsbegäran.docx
@@ -619,7 +619,7 @@
     <w:r>
       <w:tab/>
       <w:tab/>
-      <w:t>2024-12-16</w:t>
+      <w:t>2024-12-17</w:t>
       <w:br/>
       <w:br/>
     </w:r>

--- a/tillsyn/A 23337-2020 tillsynsbegäran.docx
+++ b/tillsyn/A 23337-2020 tillsynsbegäran.docx
@@ -619,7 +619,7 @@
     <w:r>
       <w:tab/>
       <w:tab/>
-      <w:t>2024-12-17</w:t>
+      <w:t>2024-12-18</w:t>
       <w:br/>
       <w:br/>
     </w:r>

--- a/tillsyn/A 23337-2020 tillsynsbegäran.docx
+++ b/tillsyn/A 23337-2020 tillsynsbegäran.docx
@@ -619,7 +619,7 @@
     <w:r>
       <w:tab/>
       <w:tab/>
-      <w:t>2024-12-18</w:t>
+      <w:t>2024-12-19</w:t>
       <w:br/>
       <w:br/>
     </w:r>

--- a/tillsyn/A 23337-2020 tillsynsbegäran.docx
+++ b/tillsyn/A 23337-2020 tillsynsbegäran.docx
@@ -619,7 +619,7 @@
     <w:r>
       <w:tab/>
       <w:tab/>
-      <w:t>2024-12-19</w:t>
+      <w:t>2024-12-20</w:t>
       <w:br/>
       <w:br/>
     </w:r>

--- a/tillsyn/A 23337-2020 tillsynsbegäran.docx
+++ b/tillsyn/A 23337-2020 tillsynsbegäran.docx
@@ -619,7 +619,7 @@
     <w:r>
       <w:tab/>
       <w:tab/>
-      <w:t>2024-12-20</w:t>
+      <w:t>2024-12-22</w:t>
       <w:br/>
       <w:br/>
     </w:r>

--- a/tillsyn/A 23337-2020 tillsynsbegäran.docx
+++ b/tillsyn/A 23337-2020 tillsynsbegäran.docx
@@ -619,7 +619,7 @@
     <w:r>
       <w:tab/>
       <w:tab/>
-      <w:t>2024-12-22</w:t>
+      <w:t>2024-12-23</w:t>
       <w:br/>
       <w:br/>
     </w:r>

--- a/tillsyn/A 23337-2020 tillsynsbegäran.docx
+++ b/tillsyn/A 23337-2020 tillsynsbegäran.docx
@@ -619,7 +619,7 @@
     <w:r>
       <w:tab/>
       <w:tab/>
-      <w:t>2024-12-23</w:t>
+      <w:t>2024-12-24</w:t>
       <w:br/>
       <w:br/>
     </w:r>

--- a/tillsyn/A 23337-2020 tillsynsbegäran.docx
+++ b/tillsyn/A 23337-2020 tillsynsbegäran.docx
@@ -619,7 +619,7 @@
     <w:r>
       <w:tab/>
       <w:tab/>
-      <w:t>2024-12-31</w:t>
+      <w:t>2025-01-01</w:t>
       <w:br/>
       <w:br/>
     </w:r>

--- a/tillsyn/A 23337-2020 tillsynsbegäran.docx
+++ b/tillsyn/A 23337-2020 tillsynsbegäran.docx
@@ -619,7 +619,7 @@
     <w:r>
       <w:tab/>
       <w:tab/>
-      <w:t>2025-01-01</w:t>
+      <w:t>2025-01-02</w:t>
       <w:br/>
       <w:br/>
     </w:r>

--- a/tillsyn/A 23337-2020 tillsynsbegäran.docx
+++ b/tillsyn/A 23337-2020 tillsynsbegäran.docx
@@ -619,7 +619,7 @@
     <w:r>
       <w:tab/>
       <w:tab/>
-      <w:t>2025-01-02</w:t>
+      <w:t>2025-01-03</w:t>
       <w:br/>
       <w:br/>
     </w:r>

--- a/tillsyn/A 23337-2020 tillsynsbegäran.docx
+++ b/tillsyn/A 23337-2020 tillsynsbegäran.docx
@@ -630,7 +630,7 @@
     <w:r>
       <w:tab/>
       <w:tab/>
-      <w:t>2025-01-30</w:t>
+      <w:t>2025-01-31</w:t>
       <w:br/>
       <w:br/>
     </w:r>

--- a/tillsyn/A 23337-2020 tillsynsbegäran.docx
+++ b/tillsyn/A 23337-2020 tillsynsbegäran.docx
@@ -630,7 +630,7 @@
     <w:r>
       <w:tab/>
       <w:tab/>
-      <w:t>2025-01-31</w:t>
+      <w:t>2025-02-02</w:t>
       <w:br/>
       <w:br/>
     </w:r>

--- a/tillsyn/A 23337-2020 tillsynsbegäran.docx
+++ b/tillsyn/A 23337-2020 tillsynsbegäran.docx
@@ -630,7 +630,7 @@
     <w:r>
       <w:tab/>
       <w:tab/>
-      <w:t>2025-02-02</w:t>
+      <w:t>2025-02-03</w:t>
       <w:br/>
       <w:br/>
     </w:r>

--- a/tillsyn/A 23337-2020 tillsynsbegäran.docx
+++ b/tillsyn/A 23337-2020 tillsynsbegäran.docx
@@ -630,7 +630,7 @@
     <w:r>
       <w:tab/>
       <w:tab/>
-      <w:t>2025-02-03</w:t>
+      <w:t>2025-02-04</w:t>
       <w:br/>
       <w:br/>
     </w:r>

--- a/tillsyn/A 23337-2020 tillsynsbegäran.docx
+++ b/tillsyn/A 23337-2020 tillsynsbegäran.docx
@@ -630,7 +630,7 @@
     <w:r>
       <w:tab/>
       <w:tab/>
-      <w:t>2025-02-04</w:t>
+      <w:t>2025-02-05</w:t>
       <w:br/>
       <w:br/>
     </w:r>

--- a/tillsyn/A 23337-2020 tillsynsbegäran.docx
+++ b/tillsyn/A 23337-2020 tillsynsbegäran.docx
@@ -630,7 +630,7 @@
     <w:r>
       <w:tab/>
       <w:tab/>
-      <w:t>2025-02-05</w:t>
+      <w:t>2025-02-06</w:t>
       <w:br/>
       <w:br/>
     </w:r>

--- a/tillsyn/A 23337-2020 tillsynsbegäran.docx
+++ b/tillsyn/A 23337-2020 tillsynsbegäran.docx
@@ -630,7 +630,7 @@
     <w:r>
       <w:tab/>
       <w:tab/>
-      <w:t>2025-02-06</w:t>
+      <w:t>2025-02-07</w:t>
       <w:br/>
       <w:br/>
     </w:r>

--- a/tillsyn/A 23337-2020 tillsynsbegäran.docx
+++ b/tillsyn/A 23337-2020 tillsynsbegäran.docx
@@ -630,7 +630,7 @@
     <w:r>
       <w:tab/>
       <w:tab/>
-      <w:t>2025-02-07</w:t>
+      <w:t>2025-02-08</w:t>
       <w:br/>
       <w:br/>
     </w:r>

--- a/tillsyn/A 23337-2020 tillsynsbegäran.docx
+++ b/tillsyn/A 23337-2020 tillsynsbegäran.docx
@@ -630,7 +630,7 @@
     <w:r>
       <w:tab/>
       <w:tab/>
-      <w:t>2025-02-08</w:t>
+      <w:t>2025-02-09</w:t>
       <w:br/>
       <w:br/>
     </w:r>

--- a/tillsyn/A 23337-2020 tillsynsbegäran.docx
+++ b/tillsyn/A 23337-2020 tillsynsbegäran.docx
@@ -630,7 +630,7 @@
     <w:r>
       <w:tab/>
       <w:tab/>
-      <w:t>2025-02-09</w:t>
+      <w:t>2025-02-10</w:t>
       <w:br/>
       <w:br/>
     </w:r>

--- a/tillsyn/A 23337-2020 tillsynsbegäran.docx
+++ b/tillsyn/A 23337-2020 tillsynsbegäran.docx
@@ -630,7 +630,7 @@
     <w:r>
       <w:tab/>
       <w:tab/>
-      <w:t>2025-02-10</w:t>
+      <w:t>2025-02-11</w:t>
       <w:br/>
       <w:br/>
     </w:r>

--- a/tillsyn/A 23337-2020 tillsynsbegäran.docx
+++ b/tillsyn/A 23337-2020 tillsynsbegäran.docx
@@ -630,7 +630,7 @@
     <w:r>
       <w:tab/>
       <w:tab/>
-      <w:t>2025-02-11</w:t>
+      <w:t>2025-02-12</w:t>
       <w:br/>
       <w:br/>
     </w:r>

--- a/tillsyn/A 23337-2020 tillsynsbegäran.docx
+++ b/tillsyn/A 23337-2020 tillsynsbegäran.docx
@@ -630,7 +630,7 @@
     <w:r>
       <w:tab/>
       <w:tab/>
-      <w:t>2025-02-12</w:t>
+      <w:t>2025-02-13</w:t>
       <w:br/>
       <w:br/>
     </w:r>

--- a/tillsyn/A 23337-2020 tillsynsbegäran.docx
+++ b/tillsyn/A 23337-2020 tillsynsbegäran.docx
@@ -630,7 +630,7 @@
     <w:r>
       <w:tab/>
       <w:tab/>
-      <w:t>2025-02-13</w:t>
+      <w:t>2025-02-14</w:t>
       <w:br/>
       <w:br/>
     </w:r>

--- a/tillsyn/A 23337-2020 tillsynsbegäran.docx
+++ b/tillsyn/A 23337-2020 tillsynsbegäran.docx
@@ -630,7 +630,7 @@
     <w:r>
       <w:tab/>
       <w:tab/>
-      <w:t>2025-02-14</w:t>
+      <w:t>2025-02-15</w:t>
       <w:br/>
       <w:br/>
     </w:r>

--- a/tillsyn/A 23337-2020 tillsynsbegäran.docx
+++ b/tillsyn/A 23337-2020 tillsynsbegäran.docx
@@ -630,7 +630,7 @@
     <w:r>
       <w:tab/>
       <w:tab/>
-      <w:t>2025-02-15</w:t>
+      <w:t>2025-02-16</w:t>
       <w:br/>
       <w:br/>
     </w:r>

--- a/tillsyn/A 23337-2020 tillsynsbegäran.docx
+++ b/tillsyn/A 23337-2020 tillsynsbegäran.docx
@@ -630,7 +630,7 @@
     <w:r>
       <w:tab/>
       <w:tab/>
-      <w:t>2025-02-16</w:t>
+      <w:t>2025-02-17</w:t>
       <w:br/>
       <w:br/>
     </w:r>

--- a/tillsyn/A 23337-2020 tillsynsbegäran.docx
+++ b/tillsyn/A 23337-2020 tillsynsbegäran.docx
@@ -630,7 +630,7 @@
     <w:r>
       <w:tab/>
       <w:tab/>
-      <w:t>2025-02-17</w:t>
+      <w:t>2025-02-18</w:t>
       <w:br/>
       <w:br/>
     </w:r>

--- a/tillsyn/A 23337-2020 tillsynsbegäran.docx
+++ b/tillsyn/A 23337-2020 tillsynsbegäran.docx
@@ -630,7 +630,7 @@
     <w:r>
       <w:tab/>
       <w:tab/>
-      <w:t>2025-02-18</w:t>
+      <w:t>2025-02-19</w:t>
       <w:br/>
       <w:br/>
     </w:r>

--- a/tillsyn/A 23337-2020 tillsynsbegäran.docx
+++ b/tillsyn/A 23337-2020 tillsynsbegäran.docx
@@ -630,7 +630,7 @@
     <w:r>
       <w:tab/>
       <w:tab/>
-      <w:t>2025-02-19</w:t>
+      <w:t>2025-02-20</w:t>
       <w:br/>
       <w:br/>
     </w:r>

--- a/tillsyn/A 23337-2020 tillsynsbegäran.docx
+++ b/tillsyn/A 23337-2020 tillsynsbegäran.docx
@@ -630,7 +630,7 @@
     <w:r>
       <w:tab/>
       <w:tab/>
-      <w:t>2025-02-20</w:t>
+      <w:t>2025-02-21</w:t>
       <w:br/>
       <w:br/>
     </w:r>

--- a/tillsyn/A 23337-2020 tillsynsbegäran.docx
+++ b/tillsyn/A 23337-2020 tillsynsbegäran.docx
@@ -630,7 +630,7 @@
     <w:r>
       <w:tab/>
       <w:tab/>
-      <w:t>2025-02-21</w:t>
+      <w:t>2025-02-22</w:t>
       <w:br/>
       <w:br/>
     </w:r>

--- a/tillsyn/A 23337-2020 tillsynsbegäran.docx
+++ b/tillsyn/A 23337-2020 tillsynsbegäran.docx
@@ -630,7 +630,7 @@
     <w:r>
       <w:tab/>
       <w:tab/>
-      <w:t>2025-02-22</w:t>
+      <w:t>2025-02-23</w:t>
       <w:br/>
       <w:br/>
     </w:r>

--- a/tillsyn/A 23337-2020 tillsynsbegäran.docx
+++ b/tillsyn/A 23337-2020 tillsynsbegäran.docx
@@ -630,7 +630,7 @@
     <w:r>
       <w:tab/>
       <w:tab/>
-      <w:t>2025-02-23</w:t>
+      <w:t>2025-02-24</w:t>
       <w:br/>
       <w:br/>
     </w:r>

--- a/tillsyn/A 23337-2020 tillsynsbegäran.docx
+++ b/tillsyn/A 23337-2020 tillsynsbegäran.docx
@@ -630,7 +630,7 @@
     <w:r>
       <w:tab/>
       <w:tab/>
-      <w:t>2025-02-24</w:t>
+      <w:t>2025-02-25</w:t>
       <w:br/>
       <w:br/>
     </w:r>

--- a/tillsyn/A 23337-2020 tillsynsbegäran.docx
+++ b/tillsyn/A 23337-2020 tillsynsbegäran.docx
@@ -630,7 +630,7 @@
     <w:r>
       <w:tab/>
       <w:tab/>
-      <w:t>2025-02-25</w:t>
+      <w:t>2025-02-26</w:t>
       <w:br/>
       <w:br/>
     </w:r>

--- a/tillsyn/A 23337-2020 tillsynsbegäran.docx
+++ b/tillsyn/A 23337-2020 tillsynsbegäran.docx
@@ -630,7 +630,7 @@
     <w:r>
       <w:tab/>
       <w:tab/>
-      <w:t>2025-02-26</w:t>
+      <w:t>2025-02-27</w:t>
       <w:br/>
       <w:br/>
     </w:r>

--- a/tillsyn/A 23337-2020 tillsynsbegäran.docx
+++ b/tillsyn/A 23337-2020 tillsynsbegäran.docx
@@ -630,7 +630,7 @@
     <w:r>
       <w:tab/>
       <w:tab/>
-      <w:t>2025-02-27</w:t>
+      <w:t>2025-02-28</w:t>
       <w:br/>
       <w:br/>
     </w:r>

--- a/tillsyn/A 23337-2020 tillsynsbegäran.docx
+++ b/tillsyn/A 23337-2020 tillsynsbegäran.docx
@@ -630,7 +630,7 @@
     <w:r>
       <w:tab/>
       <w:tab/>
-      <w:t>2025-02-28</w:t>
+      <w:t>2025-03-01</w:t>
       <w:br/>
       <w:br/>
     </w:r>

--- a/tillsyn/A 23337-2020 tillsynsbegäran.docx
+++ b/tillsyn/A 23337-2020 tillsynsbegäran.docx
@@ -630,7 +630,7 @@
     <w:r>
       <w:tab/>
       <w:tab/>
-      <w:t>2025-03-02</w:t>
+      <w:t>2025-03-03</w:t>
       <w:br/>
       <w:br/>
     </w:r>

--- a/tillsyn/A 23337-2020 tillsynsbegäran.docx
+++ b/tillsyn/A 23337-2020 tillsynsbegäran.docx
@@ -630,7 +630,7 @@
     <w:r>
       <w:tab/>
       <w:tab/>
-      <w:t>2025-03-03</w:t>
+      <w:t>2025-03-04</w:t>
       <w:br/>
       <w:br/>
     </w:r>

--- a/tillsyn/A 23337-2020 tillsynsbegäran.docx
+++ b/tillsyn/A 23337-2020 tillsynsbegäran.docx
@@ -630,7 +630,7 @@
     <w:r>
       <w:tab/>
       <w:tab/>
-      <w:t>2025-03-04</w:t>
+      <w:t>2025-03-05</w:t>
       <w:br/>
       <w:br/>
     </w:r>

--- a/tillsyn/A 23337-2020 tillsynsbegäran.docx
+++ b/tillsyn/A 23337-2020 tillsynsbegäran.docx
@@ -630,7 +630,7 @@
     <w:r>
       <w:tab/>
       <w:tab/>
-      <w:t>2025-03-05</w:t>
+      <w:t>2025-03-06</w:t>
       <w:br/>
       <w:br/>
     </w:r>

--- a/tillsyn/A 23337-2020 tillsynsbegäran.docx
+++ b/tillsyn/A 23337-2020 tillsynsbegäran.docx
@@ -630,7 +630,7 @@
     <w:r>
       <w:tab/>
       <w:tab/>
-      <w:t>2025-03-06</w:t>
+      <w:t>2025-03-07</w:t>
       <w:br/>
       <w:br/>
     </w:r>

--- a/tillsyn/A 23337-2020 tillsynsbegäran.docx
+++ b/tillsyn/A 23337-2020 tillsynsbegäran.docx
@@ -630,7 +630,7 @@
     <w:r>
       <w:tab/>
       <w:tab/>
-      <w:t>2025-03-07</w:t>
+      <w:t>2025-03-08</w:t>
       <w:br/>
       <w:br/>
     </w:r>

--- a/tillsyn/A 23337-2020 tillsynsbegäran.docx
+++ b/tillsyn/A 23337-2020 tillsynsbegäran.docx
@@ -630,7 +630,7 @@
     <w:r>
       <w:tab/>
       <w:tab/>
-      <w:t>2025-03-08</w:t>
+      <w:t>2025-03-09</w:t>
       <w:br/>
       <w:br/>
     </w:r>

--- a/tillsyn/A 23337-2020 tillsynsbegäran.docx
+++ b/tillsyn/A 23337-2020 tillsynsbegäran.docx
@@ -630,7 +630,7 @@
     <w:r>
       <w:tab/>
       <w:tab/>
-      <w:t>2025-03-09</w:t>
+      <w:t>2025-03-10</w:t>
       <w:br/>
       <w:br/>
     </w:r>

--- a/tillsyn/A 23337-2020 tillsynsbegäran.docx
+++ b/tillsyn/A 23337-2020 tillsynsbegäran.docx
@@ -630,7 +630,7 @@
     <w:r>
       <w:tab/>
       <w:tab/>
-      <w:t>2025-03-10</w:t>
+      <w:t>2025-03-11</w:t>
       <w:br/>
       <w:br/>
     </w:r>

--- a/tillsyn/A 23337-2020 tillsynsbegäran.docx
+++ b/tillsyn/A 23337-2020 tillsynsbegäran.docx
@@ -630,7 +630,7 @@
     <w:r>
       <w:tab/>
       <w:tab/>
-      <w:t>2025-03-11</w:t>
+      <w:t>2025-03-12</w:t>
       <w:br/>
       <w:br/>
     </w:r>

--- a/tillsyn/A 23337-2020 tillsynsbegäran.docx
+++ b/tillsyn/A 23337-2020 tillsynsbegäran.docx
@@ -630,7 +630,7 @@
     <w:r>
       <w:tab/>
       <w:tab/>
-      <w:t>2025-03-12</w:t>
+      <w:t>2025-03-13</w:t>
       <w:br/>
       <w:br/>
     </w:r>

--- a/tillsyn/A 23337-2020 tillsynsbegäran.docx
+++ b/tillsyn/A 23337-2020 tillsynsbegäran.docx
@@ -630,7 +630,7 @@
     <w:r>
       <w:tab/>
       <w:tab/>
-      <w:t>2025-03-13</w:t>
+      <w:t>2025-03-14</w:t>
       <w:br/>
       <w:br/>
     </w:r>

--- a/tillsyn/A 23337-2020 tillsynsbegäran.docx
+++ b/tillsyn/A 23337-2020 tillsynsbegäran.docx
@@ -630,7 +630,7 @@
     <w:r>
       <w:tab/>
       <w:tab/>
-      <w:t>2025-03-14</w:t>
+      <w:t>2025-03-15</w:t>
       <w:br/>
       <w:br/>
     </w:r>

--- a/tillsyn/A 23337-2020 tillsynsbegäran.docx
+++ b/tillsyn/A 23337-2020 tillsynsbegäran.docx
@@ -630,7 +630,7 @@
     <w:r>
       <w:tab/>
       <w:tab/>
-      <w:t>2025-03-15</w:t>
+      <w:t>2025-03-16</w:t>
       <w:br/>
       <w:br/>
     </w:r>

--- a/tillsyn/A 23337-2020 tillsynsbegäran.docx
+++ b/tillsyn/A 23337-2020 tillsynsbegäran.docx
@@ -630,7 +630,7 @@
     <w:r>
       <w:tab/>
       <w:tab/>
-      <w:t>2025-03-16</w:t>
+      <w:t>2025-03-17</w:t>
       <w:br/>
       <w:br/>
     </w:r>

--- a/tillsyn/A 23337-2020 tillsynsbegäran.docx
+++ b/tillsyn/A 23337-2020 tillsynsbegäran.docx
@@ -630,7 +630,7 @@
     <w:r>
       <w:tab/>
       <w:tab/>
-      <w:t>2025-03-17</w:t>
+      <w:t>2025-03-18</w:t>
       <w:br/>
       <w:br/>
     </w:r>

--- a/tillsyn/A 23337-2020 tillsynsbegäran.docx
+++ b/tillsyn/A 23337-2020 tillsynsbegäran.docx
@@ -630,7 +630,7 @@
     <w:r>
       <w:tab/>
       <w:tab/>
-      <w:t>2025-03-18</w:t>
+      <w:t>2025-03-19</w:t>
       <w:br/>
       <w:br/>
     </w:r>

--- a/tillsyn/A 23337-2020 tillsynsbegäran.docx
+++ b/tillsyn/A 23337-2020 tillsynsbegäran.docx
@@ -630,7 +630,7 @@
     <w:r>
       <w:tab/>
       <w:tab/>
-      <w:t>2025-03-19</w:t>
+      <w:t>2025-03-20</w:t>
       <w:br/>
       <w:br/>
     </w:r>

--- a/tillsyn/A 23337-2020 tillsynsbegäran.docx
+++ b/tillsyn/A 23337-2020 tillsynsbegäran.docx
@@ -630,7 +630,7 @@
     <w:r>
       <w:tab/>
       <w:tab/>
-      <w:t>2025-03-20</w:t>
+      <w:t>2025-03-21</w:t>
       <w:br/>
       <w:br/>
     </w:r>

--- a/tillsyn/A 23337-2020 tillsynsbegäran.docx
+++ b/tillsyn/A 23337-2020 tillsynsbegäran.docx
@@ -630,7 +630,7 @@
     <w:r>
       <w:tab/>
       <w:tab/>
-      <w:t>2025-03-21</w:t>
+      <w:t>2025-03-22</w:t>
       <w:br/>
       <w:br/>
     </w:r>

--- a/tillsyn/A 23337-2020 tillsynsbegäran.docx
+++ b/tillsyn/A 23337-2020 tillsynsbegäran.docx
@@ -630,7 +630,7 @@
     <w:r>
       <w:tab/>
       <w:tab/>
-      <w:t>2025-03-22</w:t>
+      <w:t>2025-03-23</w:t>
       <w:br/>
       <w:br/>
     </w:r>

--- a/tillsyn/A 23337-2020 tillsynsbegäran.docx
+++ b/tillsyn/A 23337-2020 tillsynsbegäran.docx
@@ -630,7 +630,7 @@
     <w:r>
       <w:tab/>
       <w:tab/>
-      <w:t>2025-03-23</w:t>
+      <w:t>2025-03-24</w:t>
       <w:br/>
       <w:br/>
     </w:r>

--- a/tillsyn/A 23337-2020 tillsynsbegäran.docx
+++ b/tillsyn/A 23337-2020 tillsynsbegäran.docx
@@ -630,7 +630,7 @@
     <w:r>
       <w:tab/>
       <w:tab/>
-      <w:t>2025-03-24</w:t>
+      <w:t>2025-03-25</w:t>
       <w:br/>
       <w:br/>
     </w:r>

--- a/tillsyn/A 23337-2020 tillsynsbegäran.docx
+++ b/tillsyn/A 23337-2020 tillsynsbegäran.docx
@@ -630,7 +630,7 @@
     <w:r>
       <w:tab/>
       <w:tab/>
-      <w:t>2025-03-25</w:t>
+      <w:t>2025-03-26</w:t>
       <w:br/>
       <w:br/>
     </w:r>

--- a/tillsyn/A 23337-2020 tillsynsbegäran.docx
+++ b/tillsyn/A 23337-2020 tillsynsbegäran.docx
@@ -630,7 +630,7 @@
     <w:r>
       <w:tab/>
       <w:tab/>
-      <w:t>2025-03-26</w:t>
+      <w:t>2025-03-27</w:t>
       <w:br/>
       <w:br/>
     </w:r>

--- a/tillsyn/A 23337-2020 tillsynsbegäran.docx
+++ b/tillsyn/A 23337-2020 tillsynsbegäran.docx
@@ -630,7 +630,7 @@
     <w:r>
       <w:tab/>
       <w:tab/>
-      <w:t>2025-03-27</w:t>
+      <w:t>2025-03-28</w:t>
       <w:br/>
       <w:br/>
     </w:r>

--- a/tillsyn/A 23337-2020 tillsynsbegäran.docx
+++ b/tillsyn/A 23337-2020 tillsynsbegäran.docx
@@ -630,7 +630,7 @@
     <w:r>
       <w:tab/>
       <w:tab/>
-      <w:t>2025-03-28</w:t>
+      <w:t>2025-03-29</w:t>
       <w:br/>
       <w:br/>
     </w:r>

--- a/tillsyn/A 23337-2020 tillsynsbegäran.docx
+++ b/tillsyn/A 23337-2020 tillsynsbegäran.docx
@@ -630,7 +630,7 @@
     <w:r>
       <w:tab/>
       <w:tab/>
-      <w:t>2025-04-02</w:t>
+      <w:t>2025-04-03</w:t>
       <w:br/>
       <w:br/>
     </w:r>

--- a/tillsyn/A 23337-2020 tillsynsbegäran.docx
+++ b/tillsyn/A 23337-2020 tillsynsbegäran.docx
@@ -630,7 +630,7 @@
     <w:r>
       <w:tab/>
       <w:tab/>
-      <w:t>2025-04-03</w:t>
+      <w:t>2025-04-05</w:t>
       <w:br/>
       <w:br/>
     </w:r>

--- a/tillsyn/A 23337-2020 tillsynsbegäran.docx
+++ b/tillsyn/A 23337-2020 tillsynsbegäran.docx
@@ -630,7 +630,7 @@
     <w:r>
       <w:tab/>
       <w:tab/>
-      <w:t>2025-04-05</w:t>
+      <w:t>2025-04-06</w:t>
       <w:br/>
       <w:br/>
     </w:r>

--- a/tillsyn/A 23337-2020 tillsynsbegäran.docx
+++ b/tillsyn/A 23337-2020 tillsynsbegäran.docx
@@ -630,7 +630,7 @@
     <w:r>
       <w:tab/>
       <w:tab/>
-      <w:t>2025-04-06</w:t>
+      <w:t>2025-04-07</w:t>
       <w:br/>
       <w:br/>
     </w:r>

--- a/tillsyn/A 23337-2020 tillsynsbegäran.docx
+++ b/tillsyn/A 23337-2020 tillsynsbegäran.docx
@@ -630,7 +630,7 @@
     <w:r>
       <w:tab/>
       <w:tab/>
-      <w:t>2025-04-07</w:t>
+      <w:t>2025-04-08</w:t>
       <w:br/>
       <w:br/>
     </w:r>

--- a/tillsyn/A 23337-2020 tillsynsbegäran.docx
+++ b/tillsyn/A 23337-2020 tillsynsbegäran.docx
@@ -630,7 +630,7 @@
     <w:r>
       <w:tab/>
       <w:tab/>
-      <w:t>2025-04-08</w:t>
+      <w:t>2025-04-09</w:t>
       <w:br/>
       <w:br/>
     </w:r>

--- a/tillsyn/A 23337-2020 tillsynsbegäran.docx
+++ b/tillsyn/A 23337-2020 tillsynsbegäran.docx
@@ -95,10 +95,87 @@
         <w:rPr>
           <w:b/>
         </w:rPr>
+        <w:t xml:space="preserve">Blå taggsvamp (NT) </w:t>
+      </w:r>
+      <w:r>
+        <w:t>är en karaktärsart i såväl örtrika kalkbarrskogar som i torra sandtallskogar där det föreligger gammal skog med långvarig trädkontinuitet. Är sällsynt och mycket kravfull i södra och mellersta Sverige. Den hotas främst av skogsavverkning och tycks försvinna efter slutavverkning, markberedning och plantering. I kalkgranskogar verkar arten vara mycket känslig. Granskogar med arten bör formellt skydddas (SLU Artdatabanken, 2024; Nitare &amp; Skogsstyrelsen, 2019).</w:t>
+      </w:r>
+    </w:p>
+    <w:p>
+      <w:r>
+        <w:rPr>
+          <w:b/>
+        </w:rPr>
         <w:t>Fläckporing (VU)</w:t>
       </w:r>
       <w:r>
         <w:t xml:space="preserve"> är en mycket bra signalart som visar på tallnaturskogar med höga naturvärden. Den är placerad högst upp i Skogsstyrelsens värdepyramid för bedömning av skog med höga naturvärden och indikerar områden som är mer eller mindre opåverkade av skogsbruk och där det funnits en kontinuitet av tallågor i olika nedbrytningsstadier. För att på lång sikt bibehålla livskraftiga populationer i ett område behövs troligen större skyddade områden som tillåter att man upprätthåller en naturlig branddynamik (SLU Artdatabanken, 2024; Nitare &amp; Skogsstyrelsen, 2019).</w:t>
+      </w:r>
+    </w:p>
+    <w:p>
+      <w:r>
+        <w:rPr>
+          <w:b/>
+        </w:rPr>
+        <w:t xml:space="preserve">Orange taggsvamp (NT) </w:t>
+      </w:r>
+      <w:r>
+        <w:t>bildar mykorrhiza med både gran och tall och den förekommer främst i äldre barrskogar med kontinuitetsskogskaraktär. Mest frekvent är den i äldre mossrik granskog, men då bara i skogar inom granens naturliga utbredningsområde och i bestånd med långvarig grankontinuitet. Den totala populationen i landet bedöms ha minskat kraftigt och fortsatt kommer att minska då arten är knuten till en produktiv skogsmiljö som successivt avverkas. Arten hotas främst av skogsavverkning och tycks försvinna efter slutavverkning, markberedning och plantering och det är inte känt att arten har återkommit i anlagd skog på tidigare kalmark (SLU Artdatabanken, 2024).</w:t>
+      </w:r>
+    </w:p>
+    <w:p>
+      <w:r>
+        <w:rPr>
+          <w:b/>
+        </w:rPr>
+        <w:t xml:space="preserve">Skrovlig taggsvamp (NT) </w:t>
+      </w:r>
+      <w:r>
+        <w:t>bildar mykorrhiza med tall i äldre tallskog, framför allt på tallhed. Den växer huvudsakligen i äldre barrskog som hotas av slutavverkning. Genom att äldre barrskogar och naturskogar blir allt sällsyntare, missgynnas arten av skogsbruk. Arten ingår i ett åtgärdsprogram för hotade arter (ÅGP) och en långsiktig tillgång till svampens värdträd behöver säkras genom att växtplatserna undantas från avverkning (SLU Artdatabanken, 2024; Nitare, 2006).</w:t>
+      </w:r>
+    </w:p>
+    <w:p>
+      <w:r>
+        <w:rPr>
+          <w:b/>
+        </w:rPr>
+        <w:t xml:space="preserve">Svart taggsvamp (NT) </w:t>
+      </w:r>
+      <w:r>
+        <w:t>bildar huvudsakligen mykorrhiza med gran och tall, men även med ek och bok. Slutavverkning utgör det största hotet mot arten och den överlever sannolikt inte en föryngringshuggning då barrträdens rötter dör efter avverkningen. Förekomsterna i barrskog är särskilt utsatta eftersom arten föredrar att växa i äldre, virkesrika skogar med högre bonitet, som avverkas i rask takt. Fler äldre, virkesrika barrskogar med högre bonitet måste formellt skyddas som biotopskyddsområden eller naturreservat. Även oskyddade växtplatser i lövskogsbiotoper bör få ett starkt skydd. Skogsområden med svart taggsvamp bör inte gallras eller plockhuggas om inte huggningen efterföljs av skogsbete (SLU Artdatabanken, 2024).</w:t>
+      </w:r>
+    </w:p>
+    <w:p>
+      <w:r>
+        <w:rPr>
+          <w:b/>
+        </w:rPr>
+        <w:t xml:space="preserve">Vaddporing (NT) </w:t>
+      </w:r>
+      <w:r>
+        <w:t>är en brunrötande vednedbrytare som hittas på undersidan av liggande murken tallved i olika former. Substratet utgörs framför allt av den typ av hård, kådimpregnerad och ofta kolad tallved som skapas i brandpräglad skog. Vedtypen nybildas i mycket liten omfattning och det är sannolikt att arten upplever en utdöendeskuld. För att garantera artens fortlevnad bör man både säkra att artens växtplatser hålls intakta samt att långsiktigt säkerställa att ny ved tillkommer, allra helst i omedelbar anslutning till artens växtplatser. Skoglig gallring och annat uttag av virke innebär ett hot mot arten (SLU Artdatabanken, 2024).</w:t>
+      </w:r>
+    </w:p>
+    <w:p>
+      <w:r>
+        <w:rPr>
+          <w:b/>
+        </w:rPr>
+        <w:t>Vedflamlav (NT)</w:t>
+      </w:r>
+      <w:r>
+        <w:t xml:space="preserve"> växer på gammal hård och torr, exponerad kärnved av tall, främst på högstubbar i ljusöppna lägen, t.ex. vid och på myrar, sjökanter, i glesa hällmarkskogar och i brandpräglade tallnaturskogar. Substratet nyskapas i begränsad omfattning och arten är en utmärkt indikator på höga naturvärden i denna skogstyp. Tall- och barrblandskogar med naturskogskaraktär och spår av bränder har ofta höga biologiska värden och bör skyddas (SLU Artdatabanken, 2024).</w:t>
+      </w:r>
+    </w:p>
+    <w:p>
+      <w:r>
+        <w:rPr>
+          <w:b/>
+        </w:rPr>
+        <w:t>Vedskivlav (NT)</w:t>
+      </w:r>
+      <w:r>
+        <w:t xml:space="preserve"> växer på gammal, torr, exponerad, hård kärnved av framförallt tall i naturskogsartade bestånd. Avverkning av tallskog av naturskogskaraktär med spår av återkommande bränder är ett hot. Mängden lämplig ved att växa på för vedskivlav minskar, dels på grund av naturlig nedbrytning men framförallt på grund av att de förstörs i samband med slutavverkningar, gallringar och markberedning. Tall- och blandbarrskogar av naturskogskaraktär med spår av återkommande bränder bör skyddas (SLU Artdatabanken, 2024).</w:t>
       </w:r>
     </w:p>
     <w:p>
@@ -229,7 +306,7 @@
     </w:p>
     <w:p>
       <w:r>
-        <w:t xml:space="preserve">Talltita är rödlistad som NT, fridlyst och prioriterad art i Skogsvårdslagen. Den omfattas av EU:s fågeldirektiv. Arten har minskat kraftigt de senaste 30 åren och minskningstakten innevarande 10-årsperiod beräknas till 20 (10–30) % (SLU Artdatabanken, 2022). </w:t>
+        <w:t>Talltita är rödlistad som NT, fridlyst och prioriterad art i Skogsvårdslagen. Den omfattas av EU:s fågeldirektiv. Arten har minskat kraftigt de senaste 30 åren och minskningstakten innevarande 10-årsperiod beräknas till 20 (10–30) % (SLU Artdatabanken, 2022).</w:t>
       </w:r>
     </w:p>
     <w:p>
@@ -266,7 +343,7 @@
         <w:t xml:space="preserve">Differential demographic responses of sympatric Parids to vegetation management in boreal forest. </w:t>
       </w:r>
       <w:r>
-        <w:t xml:space="preserve">For. Ecol. Manage. 319, 169–175. </w:t>
+        <w:t>For. Ecol. Manage. 319, 169–175.</w:t>
       </w:r>
     </w:p>
     <w:p>
@@ -280,7 +357,7 @@
         <w:t xml:space="preserve">Coherence, composition and territories of winter social groups of the Willow Tit Parus montanus and the Crested Tit P. cristatus. </w:t>
       </w:r>
       <w:r>
-        <w:t xml:space="preserve">Ornis Scandinavica, 10, pp 56–68 </w:t>
+        <w:t>Ornis Scandinavica, 10, pp 56–68</w:t>
       </w:r>
     </w:p>
     <w:p>
@@ -294,7 +371,7 @@
         <w:t xml:space="preserve">Impact of forestry practices on fitness correlates and population productivity in an open-nesting bird species. </w:t>
       </w:r>
       <w:r>
-        <w:t xml:space="preserve">Conserv. Biol. 21, 767–774. https://doi.org/10.1111/j.1523- 1739.2007.00675.x </w:t>
+        <w:t>Conserv. Biol. 21, 767–774. https://doi.org/10.1111/j.1523- 1739.2007.00675.x</w:t>
       </w:r>
     </w:p>
     <w:p>
@@ -374,7 +451,7 @@
     </w:p>
     <w:p>
       <w:r>
-        <w:t xml:space="preserve">Permanenta revir av tretåig hackspett karaktäriseras ofta av artens typiska ringformigt ordnade hackmärken på framför allt gamla granar. För att säkerställa att inte revir av tretåig hackspett drabbas av avverkningsplanerna bör en inventering göras i området både under häckningstid och under vintern, då arten utnyttjar betydligt större områden än under sommarens häckningsrevir. Storleken på häckningsreviret varierar med skogstypen, förekomsten av död ved och graden av fragmentering, men är i allmänhet i storleksordningen 25–100 hektar. </w:t>
+        <w:t>Permanenta revir av tretåig hackspett karaktäriseras ofta av artens typiska ringformigt ordnade hackmärken på framför allt gamla granar. För att säkerställa att inte revir av tretåig hackspett drabbas av avverkningsplanerna bör en inventering göras i området både under häckningstid och under vintern, då arten utnyttjar betydligt större områden än under sommarens häckningsrevir. Storleken på häckningsreviret varierar med skogstypen, förekomsten av död ved och graden av fragmentering, men är i allmänhet i storleksordningen 25–100 hektar.</w:t>
       </w:r>
     </w:p>
     <w:p>
@@ -630,7 +707,7 @@
     <w:r>
       <w:tab/>
       <w:tab/>
-      <w:t>2025-04-09</w:t>
+      <w:t>2025-04-10</w:t>
       <w:br/>
       <w:br/>
     </w:r>

--- a/tillsyn/A 23337-2020 tillsynsbegäran.docx
+++ b/tillsyn/A 23337-2020 tillsynsbegäran.docx
@@ -707,7 +707,7 @@
     <w:r>
       <w:tab/>
       <w:tab/>
-      <w:t>2025-04-10</w:t>
+      <w:t>2025-04-11</w:t>
       <w:br/>
       <w:br/>
     </w:r>

--- a/tillsyn/A 23337-2020 tillsynsbegäran.docx
+++ b/tillsyn/A 23337-2020 tillsynsbegäran.docx
@@ -707,7 +707,7 @@
     <w:r>
       <w:tab/>
       <w:tab/>
-      <w:t>2025-04-11</w:t>
+      <w:t>2025-04-12</w:t>
       <w:br/>
       <w:br/>
     </w:r>

--- a/tillsyn/A 23337-2020 tillsynsbegäran.docx
+++ b/tillsyn/A 23337-2020 tillsynsbegäran.docx
@@ -707,7 +707,7 @@
     <w:r>
       <w:tab/>
       <w:tab/>
-      <w:t>2025-04-12</w:t>
+      <w:t>2025-04-13</w:t>
       <w:br/>
       <w:br/>
     </w:r>

--- a/tillsyn/A 23337-2020 tillsynsbegäran.docx
+++ b/tillsyn/A 23337-2020 tillsynsbegäran.docx
@@ -131,7 +131,7 @@
         <w:t xml:space="preserve">Skrovlig taggsvamp (NT) </w:t>
       </w:r>
       <w:r>
-        <w:t>bildar mykorrhiza med tall i äldre tallskog, framför allt på tallhed. Den växer huvudsakligen i äldre barrskog som hotas av slutavverkning. Genom att äldre barrskogar och naturskogar blir allt sällsyntare, missgynnas arten av skogsbruk. Arten ingår i ett åtgärdsprogram för hotade arter (ÅGP) och en långsiktig tillgång till svampens värdträd behöver säkras genom att växtplatserna undantas från avverkning (SLU Artdatabanken, 2024; Nitare, 2006).</w:t>
+        <w:t>bildar mykorrhiza med tall i äldre tallskog, framför allt på tallhed. Den växer huvudsakligen i äldre barrskog som hotas av slutavverkning. Genom att äldre barrskogar och naturskogar blir allt sällsyntare, missgynnas arten av skogsbruk. Arten ingår i ett åtgärdsprogram för hotade arter (ÅGP) och en långsiktig tillgång till svampens värdträd behöver säkras genom att växtplatserna undantas från avverkning. Skrovlig taggsvamp är globalt rödlistad som nära hotad (NT) vilket innebär att Sverige har ett internationellt ansvar för arten (IUCN, 2025; SLU Artdatabanken, 2024; Nitare, 2006).</w:t>
       </w:r>
     </w:p>
     <w:p>
@@ -235,7 +235,7 @@
         <w:t>Tretåig hackspett (NT, §4)</w:t>
       </w:r>
       <w:r>
-        <w:t xml:space="preserve"> är rödlistad som nära hotad och ingår i bilaga 1 i EU:s fågeldirektiv. Tretåig hackspett är för sin överlevnad beroende av kontinuerlig tillförsel av äldre döende och död ved, som sker genom naturliga självgallringsprocesser i äldre grannaturskogar och barrblandade naturskogar. Om en skog genom skogsbruk gallras eller glesas ur så upphör och uteblir i stort sett den naturliga självgallringsprocessen för mycket lång tid framöver vilket omöjliggör upprätthållandet av den kontinuerliga ekologiska funktionen i ett område. Det finns studier som visar att naturskogens självgallringsprocess som den tretåiga hackspetten är beroende av, inte kan ersättas med efterlämnad hänsyn i skogsbruket (Imbeau &amp; Desrochers, 2002). Storleken på häckningsreviret varierar med skogstypen, förekomsten av död ved och graden av fragmentering, men är i allmänhet i storleksordningen 25–100 hektar. Vintertid krävs ofta betydligt större områden och det finns studier som antyder att arten behöver minst 100 hektar äldre skog. I områden med låg bonitet kan det behövas över 200 hektar lämpligt habitat för att ett par ska kunna reproducera sig (Skogsstyrelsen, 2016).</w:t>
+        <w:t xml:space="preserve"> är rödlistad som nära hotad och ingår i bilaga 1 i EU:s fågeldirektiv. Tretåig hackspett är för sin överlevnad beroende av kontinuerlig tillförsel av äldre döende och död ved, som sker genom naturliga självgallringsprocesser i äldre grannaturskogar och barrblandade naturskogar. Om en skog genom skogsbruk gallras eller glesas ur så upphör och uteblir i stort sett den naturliga självgallringsprocessen för mycket lång tid framöver vilket omöjliggör upprätthållandet av den kontinuerliga ekologiska funktionen i ett område. Det finns studier som visar att naturskogens självgallringsprocess som den tretåiga hackspetten är beroende av, inte kan ersättas med efterlämnad hänsyn i skogsbruket (Imbeau &amp; Desrochers, 2002). Storleken på häckningsreviret varierar med skogstypen, förekomsten av död ved och graden av fragmentering, men är i allmänhet i storleksordningen 25–100 hektar. Vintertid krävs ofta betydligt större områden och det finns studier som antyder att arten behöver minst 100 hektar äldre skog. I områden med låg bonitet kan det behövas över 200 hektar lämpligt habitat för att ett par ska kunna reproducera sig. Områden med dokumenterad permanent förekomst i naturskogsmiljöer har vanligen så stora naturvärden att skogsbruk är olämpligt (Skogsstyrelsen, 2016).</w:t>
       </w:r>
     </w:p>
     <w:p>
@@ -707,7 +707,7 @@
     <w:r>
       <w:tab/>
       <w:tab/>
-      <w:t>2025-04-13</w:t>
+      <w:t>2025-04-14</w:t>
       <w:br/>
       <w:br/>
     </w:r>

--- a/tillsyn/A 23337-2020 tillsynsbegäran.docx
+++ b/tillsyn/A 23337-2020 tillsynsbegäran.docx
@@ -707,7 +707,7 @@
     <w:r>
       <w:tab/>
       <w:tab/>
-      <w:t>2025-04-14</w:t>
+      <w:t>2025-04-15</w:t>
       <w:br/>
       <w:br/>
     </w:r>

--- a/tillsyn/A 23337-2020 tillsynsbegäran.docx
+++ b/tillsyn/A 23337-2020 tillsynsbegäran.docx
@@ -707,7 +707,7 @@
     <w:r>
       <w:tab/>
       <w:tab/>
-      <w:t>2025-04-15</w:t>
+      <w:t>2025-04-16</w:t>
       <w:br/>
       <w:br/>
     </w:r>

--- a/tillsyn/A 23337-2020 tillsynsbegäran.docx
+++ b/tillsyn/A 23337-2020 tillsynsbegäran.docx
@@ -707,7 +707,7 @@
     <w:r>
       <w:tab/>
       <w:tab/>
-      <w:t>2025-04-16</w:t>
+      <w:t>2025-04-17</w:t>
       <w:br/>
       <w:br/>
     </w:r>

--- a/tillsyn/A 23337-2020 tillsynsbegäran.docx
+++ b/tillsyn/A 23337-2020 tillsynsbegäran.docx
@@ -707,7 +707,7 @@
     <w:r>
       <w:tab/>
       <w:tab/>
-      <w:t>2025-04-17</w:t>
+      <w:t>2025-04-18</w:t>
       <w:br/>
       <w:br/>
     </w:r>

--- a/tillsyn/A 23337-2020 tillsynsbegäran.docx
+++ b/tillsyn/A 23337-2020 tillsynsbegäran.docx
@@ -707,7 +707,7 @@
     <w:r>
       <w:tab/>
       <w:tab/>
-      <w:t>2025-04-18</w:t>
+      <w:t>2025-04-19</w:t>
       <w:br/>
       <w:br/>
     </w:r>

--- a/tillsyn/A 23337-2020 tillsynsbegäran.docx
+++ b/tillsyn/A 23337-2020 tillsynsbegäran.docx
@@ -751,7 +751,7 @@
     <w:r>
       <w:tab/>
       <w:tab/>
-      <w:t>2025-05-03</w:t>
+      <w:t>2025-05-04</w:t>
       <w:br/>
       <w:br/>
     </w:r>

--- a/tillsyn/A 23337-2020 tillsynsbegäran.docx
+++ b/tillsyn/A 23337-2020 tillsynsbegäran.docx
@@ -751,7 +751,7 @@
     <w:r>
       <w:tab/>
       <w:tab/>
-      <w:t>2025-05-04</w:t>
+      <w:t>2025-05-06</w:t>
       <w:br/>
       <w:br/>
     </w:r>

--- a/tillsyn/A 23337-2020 tillsynsbegäran.docx
+++ b/tillsyn/A 23337-2020 tillsynsbegäran.docx
@@ -751,7 +751,7 @@
     <w:r>
       <w:tab/>
       <w:tab/>
-      <w:t>2025-05-06</w:t>
+      <w:t>2025-05-07</w:t>
       <w:br/>
       <w:br/>
     </w:r>

--- a/tillsyn/A 23337-2020 tillsynsbegäran.docx
+++ b/tillsyn/A 23337-2020 tillsynsbegäran.docx
@@ -751,7 +751,7 @@
     <w:r>
       <w:tab/>
       <w:tab/>
-      <w:t>2025-05-07</w:t>
+      <w:t>2025-05-08</w:t>
       <w:br/>
       <w:br/>
     </w:r>

--- a/tillsyn/A 23337-2020 tillsynsbegäran.docx
+++ b/tillsyn/A 23337-2020 tillsynsbegäran.docx
@@ -751,7 +751,7 @@
     <w:r>
       <w:tab/>
       <w:tab/>
-      <w:t>2025-05-08</w:t>
+      <w:t>2025-05-09</w:t>
       <w:br/>
       <w:br/>
     </w:r>

--- a/tillsyn/A 23337-2020 tillsynsbegäran.docx
+++ b/tillsyn/A 23337-2020 tillsynsbegäran.docx
@@ -751,7 +751,7 @@
     <w:r>
       <w:tab/>
       <w:tab/>
-      <w:t>2025-05-09</w:t>
+      <w:t>2025-05-10</w:t>
       <w:br/>
       <w:br/>
     </w:r>

--- a/tillsyn/A 23337-2020 tillsynsbegäran.docx
+++ b/tillsyn/A 23337-2020 tillsynsbegäran.docx
@@ -751,7 +751,7 @@
     <w:r>
       <w:tab/>
       <w:tab/>
-      <w:t>2025-05-10</w:t>
+      <w:t>2025-05-11</w:t>
       <w:br/>
       <w:br/>
     </w:r>

--- a/tillsyn/A 23337-2020 tillsynsbegäran.docx
+++ b/tillsyn/A 23337-2020 tillsynsbegäran.docx
@@ -751,7 +751,7 @@
     <w:r>
       <w:tab/>
       <w:tab/>
-      <w:t>2025-05-11</w:t>
+      <w:t>2025-05-12</w:t>
       <w:br/>
       <w:br/>
     </w:r>

--- a/tillsyn/A 23337-2020 tillsynsbegäran.docx
+++ b/tillsyn/A 23337-2020 tillsynsbegäran.docx
@@ -751,7 +751,7 @@
     <w:r>
       <w:tab/>
       <w:tab/>
-      <w:t>2025-05-12</w:t>
+      <w:t>2025-05-13</w:t>
       <w:br/>
       <w:br/>
     </w:r>

--- a/tillsyn/A 23337-2020 tillsynsbegäran.docx
+++ b/tillsyn/A 23337-2020 tillsynsbegäran.docx
@@ -751,7 +751,7 @@
     <w:r>
       <w:tab/>
       <w:tab/>
-      <w:t>2025-05-13</w:t>
+      <w:t>2025-05-14</w:t>
       <w:br/>
       <w:br/>
     </w:r>

--- a/tillsyn/A 23337-2020 tillsynsbegäran.docx
+++ b/tillsyn/A 23337-2020 tillsynsbegäran.docx
@@ -751,7 +751,7 @@
     <w:r>
       <w:tab/>
       <w:tab/>
-      <w:t>2025-05-14</w:t>
+      <w:t>2025-05-15</w:t>
       <w:br/>
       <w:br/>
     </w:r>

--- a/tillsyn/A 23337-2020 tillsynsbegäran.docx
+++ b/tillsyn/A 23337-2020 tillsynsbegäran.docx
@@ -751,7 +751,7 @@
     <w:r>
       <w:tab/>
       <w:tab/>
-      <w:t>2025-05-15</w:t>
+      <w:t>2025-05-16</w:t>
       <w:br/>
       <w:br/>
     </w:r>

--- a/tillsyn/A 23337-2020 tillsynsbegäran.docx
+++ b/tillsyn/A 23337-2020 tillsynsbegäran.docx
@@ -751,7 +751,7 @@
     <w:r>
       <w:tab/>
       <w:tab/>
-      <w:t>2025-05-16</w:t>
+      <w:t>2025-05-17</w:t>
       <w:br/>
       <w:br/>
     </w:r>

--- a/tillsyn/A 23337-2020 tillsynsbegäran.docx
+++ b/tillsyn/A 23337-2020 tillsynsbegäran.docx
@@ -751,7 +751,7 @@
     <w:r>
       <w:tab/>
       <w:tab/>
-      <w:t>2025-05-17</w:t>
+      <w:t>2025-05-18</w:t>
       <w:br/>
       <w:br/>
     </w:r>

--- a/tillsyn/A 23337-2020 tillsynsbegäran.docx
+++ b/tillsyn/A 23337-2020 tillsynsbegäran.docx
@@ -751,7 +751,7 @@
     <w:r>
       <w:tab/>
       <w:tab/>
-      <w:t>2025-05-18</w:t>
+      <w:t>2025-05-19</w:t>
       <w:br/>
       <w:br/>
     </w:r>

--- a/tillsyn/A 23337-2020 tillsynsbegäran.docx
+++ b/tillsyn/A 23337-2020 tillsynsbegäran.docx
@@ -751,7 +751,7 @@
     <w:r>
       <w:tab/>
       <w:tab/>
-      <w:t>2025-05-19</w:t>
+      <w:t>2025-05-20</w:t>
       <w:br/>
       <w:br/>
     </w:r>

--- a/tillsyn/A 23337-2020 tillsynsbegäran.docx
+++ b/tillsyn/A 23337-2020 tillsynsbegäran.docx
@@ -751,7 +751,7 @@
     <w:r>
       <w:tab/>
       <w:tab/>
-      <w:t>2025-05-20</w:t>
+      <w:t>2025-05-21</w:t>
       <w:br/>
       <w:br/>
     </w:r>

--- a/tillsyn/A 23337-2020 tillsynsbegäran.docx
+++ b/tillsyn/A 23337-2020 tillsynsbegäran.docx
@@ -751,7 +751,7 @@
     <w:r>
       <w:tab/>
       <w:tab/>
-      <w:t>2025-05-21</w:t>
+      <w:t>2025-05-22</w:t>
       <w:br/>
       <w:br/>
     </w:r>

--- a/tillsyn/A 23337-2020 tillsynsbegäran.docx
+++ b/tillsyn/A 23337-2020 tillsynsbegäran.docx
@@ -751,7 +751,7 @@
     <w:r>
       <w:tab/>
       <w:tab/>
-      <w:t>2025-05-22</w:t>
+      <w:t>2025-05-23</w:t>
       <w:br/>
       <w:br/>
     </w:r>

--- a/tillsyn/A 23337-2020 tillsynsbegäran.docx
+++ b/tillsyn/A 23337-2020 tillsynsbegäran.docx
@@ -751,7 +751,7 @@
     <w:r>
       <w:tab/>
       <w:tab/>
-      <w:t>2025-05-23</w:t>
+      <w:t>2025-05-24</w:t>
       <w:br/>
       <w:br/>
     </w:r>

--- a/tillsyn/A 23337-2020 tillsynsbegäran.docx
+++ b/tillsyn/A 23337-2020 tillsynsbegäran.docx
@@ -751,7 +751,7 @@
     <w:r>
       <w:tab/>
       <w:tab/>
-      <w:t>2025-05-24</w:t>
+      <w:t>2025-05-25</w:t>
       <w:br/>
       <w:br/>
     </w:r>

--- a/tillsyn/A 23337-2020 tillsynsbegäran.docx
+++ b/tillsyn/A 23337-2020 tillsynsbegäran.docx
@@ -751,7 +751,7 @@
     <w:r>
       <w:tab/>
       <w:tab/>
-      <w:t>2025-05-25</w:t>
+      <w:t>2025-05-26</w:t>
       <w:br/>
       <w:br/>
     </w:r>

--- a/tillsyn/A 23337-2020 tillsynsbegäran.docx
+++ b/tillsyn/A 23337-2020 tillsynsbegäran.docx
@@ -751,7 +751,7 @@
     <w:r>
       <w:tab/>
       <w:tab/>
-      <w:t>2025-05-26</w:t>
+      <w:t>2025-05-27</w:t>
       <w:br/>
       <w:br/>
     </w:r>

--- a/tillsyn/A 23337-2020 tillsynsbegäran.docx
+++ b/tillsyn/A 23337-2020 tillsynsbegäran.docx
@@ -751,7 +751,7 @@
     <w:r>
       <w:tab/>
       <w:tab/>
-      <w:t>2025-05-27</w:t>
+      <w:t>2025-05-30</w:t>
       <w:br/>
       <w:br/>
     </w:r>

--- a/tillsyn/A 23337-2020 tillsynsbegäran.docx
+++ b/tillsyn/A 23337-2020 tillsynsbegäran.docx
@@ -751,7 +751,7 @@
     <w:r>
       <w:tab/>
       <w:tab/>
-      <w:t>2025-05-30</w:t>
+      <w:t>2025-06-01</w:t>
       <w:br/>
       <w:br/>
     </w:r>

--- a/tillsyn/A 23337-2020 tillsynsbegäran.docx
+++ b/tillsyn/A 23337-2020 tillsynsbegäran.docx
@@ -751,7 +751,7 @@
     <w:r>
       <w:tab/>
       <w:tab/>
-      <w:t>2025-06-01</w:t>
+      <w:t>2025-06-02</w:t>
       <w:br/>
       <w:br/>
     </w:r>

--- a/tillsyn/A 23337-2020 tillsynsbegäran.docx
+++ b/tillsyn/A 23337-2020 tillsynsbegäran.docx
@@ -751,7 +751,7 @@
     <w:r>
       <w:tab/>
       <w:tab/>
-      <w:t>2025-06-02</w:t>
+      <w:t>2025-06-03</w:t>
       <w:br/>
       <w:br/>
     </w:r>

--- a/tillsyn/A 23337-2020 tillsynsbegäran.docx
+++ b/tillsyn/A 23337-2020 tillsynsbegäran.docx
@@ -751,7 +751,7 @@
     <w:r>
       <w:tab/>
       <w:tab/>
-      <w:t>2025-06-03</w:t>
+      <w:t>2025-06-04</w:t>
       <w:br/>
       <w:br/>
     </w:r>

--- a/tillsyn/A 23337-2020 tillsynsbegäran.docx
+++ b/tillsyn/A 23337-2020 tillsynsbegäran.docx
@@ -751,7 +751,7 @@
     <w:r>
       <w:tab/>
       <w:tab/>
-      <w:t>2025-06-04</w:t>
+      <w:t>2025-06-05</w:t>
       <w:br/>
       <w:br/>
     </w:r>

--- a/tillsyn/A 23337-2020 tillsynsbegäran.docx
+++ b/tillsyn/A 23337-2020 tillsynsbegäran.docx
@@ -751,7 +751,7 @@
     <w:r>
       <w:tab/>
       <w:tab/>
-      <w:t>2025-06-13</w:t>
+      <w:t>2025-06-15</w:t>
       <w:br/>
       <w:br/>
     </w:r>

--- a/tillsyn/A 23337-2020 tillsynsbegäran.docx
+++ b/tillsyn/A 23337-2020 tillsynsbegäran.docx
@@ -751,7 +751,7 @@
     <w:r>
       <w:tab/>
       <w:tab/>
-      <w:t>2025-06-15</w:t>
+      <w:t>2025-06-16</w:t>
       <w:br/>
       <w:br/>
     </w:r>

--- a/tillsyn/A 23337-2020 tillsynsbegäran.docx
+++ b/tillsyn/A 23337-2020 tillsynsbegäran.docx
@@ -751,7 +751,7 @@
     <w:r>
       <w:tab/>
       <w:tab/>
-      <w:t>2025-06-16</w:t>
+      <w:t>2025-06-17</w:t>
       <w:br/>
       <w:br/>
     </w:r>

--- a/tillsyn/A 23337-2020 tillsynsbegäran.docx
+++ b/tillsyn/A 23337-2020 tillsynsbegäran.docx
@@ -751,7 +751,7 @@
     <w:r>
       <w:tab/>
       <w:tab/>
-      <w:t>2025-06-17</w:t>
+      <w:t>2025-06-18</w:t>
       <w:br/>
       <w:br/>
     </w:r>

--- a/tillsyn/A 23337-2020 tillsynsbegäran.docx
+++ b/tillsyn/A 23337-2020 tillsynsbegäran.docx
@@ -751,7 +751,7 @@
     <w:r>
       <w:tab/>
       <w:tab/>
-      <w:t>2025-06-18</w:t>
+      <w:t>2025-06-19</w:t>
       <w:br/>
       <w:br/>
     </w:r>

--- a/tillsyn/A 23337-2020 tillsynsbegäran.docx
+++ b/tillsyn/A 23337-2020 tillsynsbegäran.docx
@@ -751,7 +751,7 @@
     <w:r>
       <w:tab/>
       <w:tab/>
-      <w:t>2025-06-19</w:t>
+      <w:t>2025-06-20</w:t>
       <w:br/>
       <w:br/>
     </w:r>

--- a/tillsyn/A 23337-2020 tillsynsbegäran.docx
+++ b/tillsyn/A 23337-2020 tillsynsbegäran.docx
@@ -751,7 +751,7 @@
     <w:r>
       <w:tab/>
       <w:tab/>
-      <w:t>2025-06-20</w:t>
+      <w:t>2025-06-21</w:t>
       <w:br/>
       <w:br/>
     </w:r>

--- a/tillsyn/A 23337-2020 tillsynsbegäran.docx
+++ b/tillsyn/A 23337-2020 tillsynsbegäran.docx
@@ -751,7 +751,7 @@
     <w:r>
       <w:tab/>
       <w:tab/>
-      <w:t>2025-06-21</w:t>
+      <w:t>2025-06-22</w:t>
       <w:br/>
       <w:br/>
     </w:r>

--- a/tillsyn/A 23337-2020 tillsynsbegäran.docx
+++ b/tillsyn/A 23337-2020 tillsynsbegäran.docx
@@ -751,7 +751,7 @@
     <w:r>
       <w:tab/>
       <w:tab/>
-      <w:t>2025-06-22</w:t>
+      <w:t>2025-06-23</w:t>
       <w:br/>
       <w:br/>
     </w:r>

--- a/tillsyn/A 23337-2020 tillsynsbegäran.docx
+++ b/tillsyn/A 23337-2020 tillsynsbegäran.docx
@@ -751,7 +751,7 @@
     <w:r>
       <w:tab/>
       <w:tab/>
-      <w:t>2025-06-23</w:t>
+      <w:t>2025-06-24</w:t>
       <w:br/>
       <w:br/>
     </w:r>

--- a/tillsyn/A 23337-2020 tillsynsbegäran.docx
+++ b/tillsyn/A 23337-2020 tillsynsbegäran.docx
@@ -751,7 +751,7 @@
     <w:r>
       <w:tab/>
       <w:tab/>
-      <w:t>2025-06-24</w:t>
+      <w:t>2025-06-25</w:t>
       <w:br/>
       <w:br/>
     </w:r>

--- a/tillsyn/A 23337-2020 tillsynsbegäran.docx
+++ b/tillsyn/A 23337-2020 tillsynsbegäran.docx
@@ -751,7 +751,7 @@
     <w:r>
       <w:tab/>
       <w:tab/>
-      <w:t>2025-06-25</w:t>
+      <w:t>2025-06-26</w:t>
       <w:br/>
       <w:br/>
     </w:r>

--- a/tillsyn/A 23337-2020 tillsynsbegäran.docx
+++ b/tillsyn/A 23337-2020 tillsynsbegäran.docx
@@ -751,7 +751,7 @@
     <w:r>
       <w:tab/>
       <w:tab/>
-      <w:t>2025-06-26</w:t>
+      <w:t>2025-06-27</w:t>
       <w:br/>
       <w:br/>
     </w:r>

--- a/tillsyn/A 23337-2020 tillsynsbegäran.docx
+++ b/tillsyn/A 23337-2020 tillsynsbegäran.docx
@@ -751,7 +751,7 @@
     <w:r>
       <w:tab/>
       <w:tab/>
-      <w:t>2025-06-27</w:t>
+      <w:t>2025-06-28</w:t>
       <w:br/>
       <w:br/>
     </w:r>

--- a/tillsyn/A 23337-2020 tillsynsbegäran.docx
+++ b/tillsyn/A 23337-2020 tillsynsbegäran.docx
@@ -751,7 +751,7 @@
     <w:r>
       <w:tab/>
       <w:tab/>
-      <w:t>2025-06-28</w:t>
+      <w:t>2025-06-29</w:t>
       <w:br/>
       <w:br/>
     </w:r>

--- a/tillsyn/A 23337-2020 tillsynsbegäran.docx
+++ b/tillsyn/A 23337-2020 tillsynsbegäran.docx
@@ -751,7 +751,7 @@
     <w:r>
       <w:tab/>
       <w:tab/>
-      <w:t>2025-06-29</w:t>
+      <w:t>2025-06-30</w:t>
       <w:br/>
       <w:br/>
     </w:r>

--- a/tillsyn/A 23337-2020 tillsynsbegäran.docx
+++ b/tillsyn/A 23337-2020 tillsynsbegäran.docx
@@ -751,7 +751,7 @@
     <w:r>
       <w:tab/>
       <w:tab/>
-      <w:t>2025-06-30</w:t>
+      <w:t>2025-07-01</w:t>
       <w:br/>
       <w:br/>
     </w:r>

--- a/tillsyn/A 23337-2020 tillsynsbegäran.docx
+++ b/tillsyn/A 23337-2020 tillsynsbegäran.docx
@@ -751,7 +751,7 @@
     <w:r>
       <w:tab/>
       <w:tab/>
-      <w:t>2025-07-01</w:t>
+      <w:t>2025-07-02</w:t>
       <w:br/>
       <w:br/>
     </w:r>

--- a/tillsyn/A 23337-2020 tillsynsbegäran.docx
+++ b/tillsyn/A 23337-2020 tillsynsbegäran.docx
@@ -751,7 +751,7 @@
     <w:r>
       <w:tab/>
       <w:tab/>
-      <w:t>2025-07-02</w:t>
+      <w:t>2025-07-03</w:t>
       <w:br/>
       <w:br/>
     </w:r>

--- a/tillsyn/A 23337-2020 tillsynsbegäran.docx
+++ b/tillsyn/A 23337-2020 tillsynsbegäran.docx
@@ -751,7 +751,7 @@
     <w:r>
       <w:tab/>
       <w:tab/>
-      <w:t>2025-07-03</w:t>
+      <w:t>2025-07-04</w:t>
       <w:br/>
       <w:br/>
     </w:r>

--- a/tillsyn/A 23337-2020 tillsynsbegäran.docx
+++ b/tillsyn/A 23337-2020 tillsynsbegäran.docx
@@ -751,7 +751,7 @@
     <w:r>
       <w:tab/>
       <w:tab/>
-      <w:t>2025-07-04</w:t>
+      <w:t>2025-07-05</w:t>
       <w:br/>
       <w:br/>
     </w:r>

--- a/tillsyn/A 23337-2020 tillsynsbegäran.docx
+++ b/tillsyn/A 23337-2020 tillsynsbegäran.docx
@@ -751,7 +751,7 @@
     <w:r>
       <w:tab/>
       <w:tab/>
-      <w:t>2025-07-05</w:t>
+      <w:t>2025-07-06</w:t>
       <w:br/>
       <w:br/>
     </w:r>

--- a/tillsyn/A 23337-2020 tillsynsbegäran.docx
+++ b/tillsyn/A 23337-2020 tillsynsbegäran.docx
@@ -751,7 +751,7 @@
     <w:r>
       <w:tab/>
       <w:tab/>
-      <w:t>2025-07-06</w:t>
+      <w:t>2025-07-07</w:t>
       <w:br/>
       <w:br/>
     </w:r>

--- a/tillsyn/A 23337-2020 tillsynsbegäran.docx
+++ b/tillsyn/A 23337-2020 tillsynsbegäran.docx
@@ -751,7 +751,7 @@
     <w:r>
       <w:tab/>
       <w:tab/>
-      <w:t>2025-07-07</w:t>
+      <w:t>2025-07-08</w:t>
       <w:br/>
       <w:br/>
     </w:r>

--- a/tillsyn/A 23337-2020 tillsynsbegäran.docx
+++ b/tillsyn/A 23337-2020 tillsynsbegäran.docx
@@ -751,7 +751,7 @@
     <w:r>
       <w:tab/>
       <w:tab/>
-      <w:t>2025-07-08</w:t>
+      <w:t>2025-07-09</w:t>
       <w:br/>
       <w:br/>
     </w:r>

--- a/tillsyn/A 23337-2020 tillsynsbegäran.docx
+++ b/tillsyn/A 23337-2020 tillsynsbegäran.docx
@@ -751,7 +751,7 @@
     <w:r>
       <w:tab/>
       <w:tab/>
-      <w:t>2025-07-09</w:t>
+      <w:t>2025-07-11</w:t>
       <w:br/>
       <w:br/>
     </w:r>

--- a/tillsyn/A 23337-2020 tillsynsbegäran.docx
+++ b/tillsyn/A 23337-2020 tillsynsbegäran.docx
@@ -751,7 +751,7 @@
     <w:r>
       <w:tab/>
       <w:tab/>
-      <w:t>2025-07-11</w:t>
+      <w:t>2025-07-12</w:t>
       <w:br/>
       <w:br/>
     </w:r>

--- a/tillsyn/A 23337-2020 tillsynsbegäran.docx
+++ b/tillsyn/A 23337-2020 tillsynsbegäran.docx
@@ -751,7 +751,7 @@
     <w:r>
       <w:tab/>
       <w:tab/>
-      <w:t>2025-07-12</w:t>
+      <w:t>2025-07-13</w:t>
       <w:br/>
       <w:br/>
     </w:r>

--- a/tillsyn/A 23337-2020 tillsynsbegäran.docx
+++ b/tillsyn/A 23337-2020 tillsynsbegäran.docx
@@ -751,7 +751,7 @@
     <w:r>
       <w:tab/>
       <w:tab/>
-      <w:t>2025-07-13</w:t>
+      <w:t>2025-07-14</w:t>
       <w:br/>
       <w:br/>
     </w:r>

--- a/tillsyn/A 23337-2020 tillsynsbegäran.docx
+++ b/tillsyn/A 23337-2020 tillsynsbegäran.docx
@@ -751,7 +751,7 @@
     <w:r>
       <w:tab/>
       <w:tab/>
-      <w:t>2025-08-06</w:t>
+      <w:t>2025-08-09</w:t>
       <w:br/>
       <w:br/>
     </w:r>
